--- a/skills/phong-tccb/assets/giay-xac-nhan-thoi-gian-cong-tac.docx
+++ b/skills/phong-tccb/assets/giay-xac-nhan-thoi-gian-cong-tac.docx
@@ -1,6 +1,246 @@
 
-<file path=word/document.xml><?xml version="1.0" encoding="utf-8"?>
-<w:document xmlns:wpc="http://schemas.microsoft.com/office/word/2010/wordprocessingCanvas" xmlns:mc="http://schemas.openxmlformats.org/markup-compatibility/2006" xmlns:o="urn:schemas-microsoft-com:office:office" xmlns:r="http://schemas.openxmlformats.org/officeDocument/2006/relationships" xmlns:m="http://schemas.openxmlformats.org/officeDocument/2006/math" xmlns:v="urn:schemas-microsoft-com:vml" xmlns:wp14="http://schemas.microsoft.com/office/word/2010/wordprocessingDrawing" xmlns:wp="http://schemas.openxmlformats.org/drawingml/2006/wordprocessingDrawing" xmlns:w10="urn:schemas-microsoft-com:office:word" xmlns:w="http://schemas.openxmlformats.org/wordprocessingml/2006/main" xmlns:w14="http://schemas.microsoft.com/office/word/2010/wordml" xmlns:wpg="http://schemas.microsoft.com/office/word/2010/wordprocessingGroup" xmlns:wpi="http://schemas.microsoft.com/office/word/2010/wordprocessingInk" xmlns:wne="http://schemas.microsoft.com/office/word/2006/wordml" xmlns:wps="http://schemas.microsoft.com/office/word/2010/wordprocessingShape" mc:Ignorable="w14">
+<file path=./[Content_Types].xml><?xml version="1.0" encoding="utf-8"?>
+<Types xmlns="http://schemas.openxmlformats.org/package/2006/content-types">
+  <Default Extension="rels" ContentType="application/vnd.openxmlformats-package.relationships+xml"/>
+  <Default Extension="xml" ContentType="application/xml"/>
+  <Override PartName="/word/document.xml" ContentType="application/vnd.openxmlformats-officedocument.wordprocessingml.document.main+xml"/>
+  <Override PartName="/customXml/itemProps1.xml" ContentType="application/vnd.openxmlformats-officedocument.customXmlProperties+xml"/>
+  <Override PartName="/customXml/itemProps2.xml" ContentType="application/vnd.openxmlformats-officedocument.customXmlProperties+xml"/>
+  <Override PartName="/customXml/itemProps3.xml" ContentType="application/vnd.openxmlformats-officedocument.customXmlProperties+xml"/>
+  <Override PartName="/word/styles.xml" ContentType="application/vnd.openxmlformats-officedocument.wordprocessingml.styles+xml"/>
+  <Override PartName="/word/stylesWithEffects.xml" ContentType="application/vnd.ms-word.stylesWithEffects+xml"/>
+  <Override PartName="/word/settings.xml" ContentType="application/vnd.openxmlformats-officedocument.wordprocessingml.settings+xml"/>
+  <Override PartName="/word/webSettings.xml" ContentType="application/vnd.openxmlformats-officedocument.wordprocessingml.webSettings+xml"/>
+  <Override PartName="/word/fontTable.xml" ContentType="application/vnd.openxmlformats-officedocument.wordprocessingml.fontTable+xml"/>
+  <Override PartName="/word/theme/theme1.xml" ContentType="application/vnd.openxmlformats-officedocument.theme+xml"/>
+  <Override PartName="/docProps/core.xml" ContentType="application/vnd.openxmlformats-package.core-properties+xml"/>
+  <Override PartName="/docProps/app.xml" ContentType="application/vnd.openxmlformats-officedocument.extended-properties+xml"/>
+  <Override PartName="/docProps/custom.xml" ContentType="application/vnd.openxmlformats-officedocument.custom-properties+xml"/>
+</Types>
+</file>
+
+<file path=./customXml/item1.xml><?xml version="1.0" encoding="utf-8"?>
+<ct:contentTypeSchema xmlns:ct="http://schemas.microsoft.com/office/2006/metadata/contentType" xmlns:ma="http://schemas.microsoft.com/office/2006/metadata/properties/metaAttributes" ct:_="" ma:_="" ma:contentTypeName="Unknown Document Type" ma:contentTypeID="0x010104" ma:contentTypeVersion="0" ma:contentTypeDescription="" ma:contentTypeScope="" ma:versionID="05d83ceaa0bbd2e3bc716e6e66bd857a">
+  <xsd:schema xmlns:xsd="http://www.w3.org/2001/XMLSchema" xmlns:xs="http://www.w3.org/2001/XMLSchema" xmlns:p="http://schemas.microsoft.com/office/2006/metadata/properties" targetNamespace="http://schemas.microsoft.com/office/2006/metadata/properties" ma:root="true" ma:fieldsID="b3d69fe45253d5ff147bb69036b756a7">
+    <xsd:element name="properties">
+      <xsd:complexType>
+        <xsd:sequence>
+          <xsd:element name="documentManagement">
+            <xsd:complexType>
+              <xsd:all/>
+            </xsd:complexType>
+          </xsd:element>
+        </xsd:sequence>
+      </xsd:complexType>
+    </xsd:element>
+  </xsd:schema>
+  <xsd:schema xmlns="http://schemas.openxmlformats.org/package/2006/metadata/core-properties" xmlns:xsd="http://www.w3.org/2001/XMLSchema" xmlns:xsi="http://www.w3.org/2001/XMLSchema-instance" xmlns:dc="http://purl.org/dc/elements/1.1/" xmlns:dcterms="http://purl.org/dc/terms/" xmlns:odoc="http://schemas.microsoft.com/internal/obd" targetNamespace="http://schemas.openxmlformats.org/package/2006/metadata/core-properties" elementFormDefault="qualified" attributeFormDefault="unqualified" blockDefault="#all">
+    <xsd:import namespace="http://purl.org/dc/elements/1.1/" schemaLocation="http://dublincore.org/schemas/xmls/qdc/2003/04/02/dc.xsd"/>
+    <xsd:import namespace="http://purl.org/dc/terms/" schemaLocation="http://dublincore.org/schemas/xmls/qdc/2003/04/02/dcterms.xsd"/>
+    <xsd:element name="coreProperties" type="CT_coreProperties"/>
+    <xsd:complexType name="CT_coreProperties">
+      <xsd:all>
+        <xsd:element ref="dc:creator" minOccurs="0" maxOccurs="1"/>
+        <xsd:element ref="dcterms:created" minOccurs="0" maxOccurs="1"/>
+        <xsd:element ref="dc:identifier" minOccurs="0" maxOccurs="1"/>
+        <xsd:element name="contentType" minOccurs="0" maxOccurs="1" type="xsd:string" ma:index="0" ma:displayName="Content Type" ma:readOnly="true"/>
+        <xsd:element ref="dc:title" minOccurs="0" maxOccurs="1" ma:index="3" ma:displayName="Title"/>
+        <xsd:element ref="dc:subject" minOccurs="0" maxOccurs="1"/>
+        <xsd:element ref="dc:description" minOccurs="0" maxOccurs="1"/>
+        <xsd:element name="keywords" minOccurs="0" maxOccurs="1" type="xsd:string"/>
+        <xsd:element ref="dc:language" minOccurs="0" maxOccurs="1"/>
+        <xsd:element name="category" minOccurs="0" maxOccurs="1" type="xsd:string"/>
+        <xsd:element name="version" minOccurs="0" maxOccurs="1" type="xsd:string"/>
+        <xsd:element name="revision" minOccurs="0" maxOccurs="1" type="xsd:string">
+          <xsd:annotation>
+            <xsd:documentation>
+                        This value indicates the number of saves or revisions. The application is responsible for updating this value after each revision.
+                    </xsd:documentation>
+          </xsd:annotation>
+        </xsd:element>
+        <xsd:element name="lastModifiedBy" minOccurs="0" maxOccurs="1" type="xsd:string"/>
+        <xsd:element ref="dcterms:modified" minOccurs="0" maxOccurs="1"/>
+        <xsd:element name="contentStatus" minOccurs="0" maxOccurs="1" type="xsd:string"/>
+      </xsd:all>
+    </xsd:complexType>
+  </xsd:schema>
+  <xs:schema xmlns:pc="http://schemas.microsoft.com/office/infopath/2007/PartnerControls" xmlns:xs="http://www.w3.org/2001/XMLSchema" targetNamespace="http://schemas.microsoft.com/office/infopath/2007/PartnerControls" elementFormDefault="qualified" attributeFormDefault="unqualified">
+    <xs:element name="Person">
+      <xs:complexType>
+        <xs:sequence>
+          <xs:element ref="pc:DisplayName" minOccurs="0"/>
+          <xs:element ref="pc:AccountId" minOccurs="0"/>
+          <xs:element ref="pc:AccountType" minOccurs="0"/>
+        </xs:sequence>
+      </xs:complexType>
+    </xs:element>
+    <xs:element name="DisplayName" type="xs:string"/>
+    <xs:element name="AccountId" type="xs:string"/>
+    <xs:element name="AccountType" type="xs:string"/>
+    <xs:element name="BDCAssociatedEntity">
+      <xs:complexType>
+        <xs:sequence>
+          <xs:element ref="pc:BDCEntity" minOccurs="0" maxOccurs="unbounded"/>
+        </xs:sequence>
+        <xs:attribute ref="pc:EntityNamespace"/>
+        <xs:attribute ref="pc:EntityName"/>
+        <xs:attribute ref="pc:SystemInstanceName"/>
+        <xs:attribute ref="pc:AssociationName"/>
+      </xs:complexType>
+    </xs:element>
+    <xs:attribute name="EntityNamespace" type="xs:string"/>
+    <xs:attribute name="EntityName" type="xs:string"/>
+    <xs:attribute name="SystemInstanceName" type="xs:string"/>
+    <xs:attribute name="AssociationName" type="xs:string"/>
+    <xs:element name="BDCEntity">
+      <xs:complexType>
+        <xs:sequence>
+          <xs:element ref="pc:EntityDisplayName" minOccurs="0"/>
+          <xs:element ref="pc:EntityInstanceReference" minOccurs="0"/>
+          <xs:element ref="pc:EntityId1" minOccurs="0"/>
+          <xs:element ref="pc:EntityId2" minOccurs="0"/>
+          <xs:element ref="pc:EntityId3" minOccurs="0"/>
+          <xs:element ref="pc:EntityId4" minOccurs="0"/>
+          <xs:element ref="pc:EntityId5" minOccurs="0"/>
+        </xs:sequence>
+      </xs:complexType>
+    </xs:element>
+    <xs:element name="EntityDisplayName" type="xs:string"/>
+    <xs:element name="EntityInstanceReference" type="xs:string"/>
+    <xs:element name="EntityId1" type="xs:string"/>
+    <xs:element name="EntityId2" type="xs:string"/>
+    <xs:element name="EntityId3" type="xs:string"/>
+    <xs:element name="EntityId4" type="xs:string"/>
+    <xs:element name="EntityId5" type="xs:string"/>
+    <xs:element name="Terms">
+      <xs:complexType>
+        <xs:sequence>
+          <xs:element ref="pc:TermInfo" minOccurs="0" maxOccurs="unbounded"/>
+        </xs:sequence>
+      </xs:complexType>
+    </xs:element>
+    <xs:element name="TermInfo">
+      <xs:complexType>
+        <xs:sequence>
+          <xs:element ref="pc:TermName" minOccurs="0"/>
+          <xs:element ref="pc:TermId" minOccurs="0"/>
+        </xs:sequence>
+      </xs:complexType>
+    </xs:element>
+    <xs:element name="TermName" type="xs:string"/>
+    <xs:element name="TermId" type="xs:string"/>
+  </xs:schema>
+</ct:contentTypeSchema>
+</file>
+
+<file path=./customXml/item2.xml><?xml version="1.0" encoding="utf-8"?>
+<?mso-contentType ?>
+<FormTemplates xmlns="http://schemas.microsoft.com/sharepoint/v3/contenttype/forms">
+  <Display>DocumentLibraryForm</Display>
+  <Edit>DocumentLibraryForm</Edit>
+  <New>DocumentLibraryForm</New>
+</FormTemplates>
+</file>
+
+<file path=./customXml/item3.xml><?xml version="1.0" encoding="utf-8"?>
+<p:properties xmlns:p="http://schemas.microsoft.com/office/2006/metadata/properties" xmlns:xsi="http://www.w3.org/2001/XMLSchema-instance" xmlns:pc="http://schemas.microsoft.com/office/infopath/2007/PartnerControls">
+  <documentManagement/>
+</p:properties>
+</file>
+
+<file path=./customXml/itemProps1.xml><?xml version="1.0" encoding="utf-8"?>
+<ds:datastoreItem xmlns:ds="http://schemas.openxmlformats.org/officeDocument/2006/customXml" ds:itemID="{F7068B64-51A0-47C9-AE41-E732619D9EBB}">
+  <ds:schemaRefs>
+    <ds:schemaRef ds:uri="http://schemas.microsoft.com/office/2006/metadata/contentType"/>
+    <ds:schemaRef ds:uri="http://schemas.microsoft.com/office/2006/metadata/properties/metaAttributes"/>
+    <ds:schemaRef ds:uri="http://www.w3.org/2001/XMLSchema"/>
+    <ds:schemaRef ds:uri="http://schemas.microsoft.com/office/2006/metadata/properties"/>
+    <ds:schemaRef ds:uri="http://schemas.openxmlformats.org/package/2006/metadata/core-properties"/>
+    <ds:schemaRef ds:uri="http://purl.org/dc/elements/1.1/"/>
+    <ds:schemaRef ds:uri="http://purl.org/dc/terms/"/>
+    <ds:schemaRef ds:uri="http://schemas.microsoft.com/internal/obd"/>
+    <ds:schemaRef ds:uri="http://schemas.microsoft.com/office/infopath/2007/PartnerControls"/>
+  </ds:schemaRefs>
+</ds:datastoreItem>
+</file>
+
+<file path=./customXml/itemProps2.xml><?xml version="1.0" encoding="utf-8"?>
+<ds:datastoreItem xmlns:ds="http://schemas.openxmlformats.org/officeDocument/2006/customXml" ds:itemID="{F16B2A58-A943-44E2-B349-58DBAF351D06}">
+  <ds:schemaRefs>
+    <ds:schemaRef ds:uri="http://schemas.microsoft.com/sharepoint/v3/contenttype/forms"/>
+  </ds:schemaRefs>
+</ds:datastoreItem>
+</file>
+
+<file path=./customXml/itemProps3.xml><?xml version="1.0" encoding="utf-8"?>
+<ds:datastoreItem xmlns:ds="http://schemas.openxmlformats.org/officeDocument/2006/customXml" ds:itemID="{01809492-5202-463F-8D94-D4D3C2EE31FA}">
+  <ds:schemaRefs>
+    <ds:schemaRef ds:uri="http://schemas.microsoft.com/office/2006/metadata/properties"/>
+    <ds:schemaRef ds:uri="http://schemas.microsoft.com/office/infopath/2007/PartnerControls"/>
+  </ds:schemaRefs>
+</ds:datastoreItem>
+</file>
+
+<file path=./docProps/app.xml><?xml version="1.0" encoding="utf-8"?>
+<Properties xmlns="http://schemas.openxmlformats.org/officeDocument/2006/extended-properties" xmlns:vt="http://schemas.openxmlformats.org/officeDocument/2006/docPropsVTypes">
+  <Template>Normal</Template>
+  <TotalTime>137</TotalTime>
+  <Pages>1</Pages>
+  <Words>121</Words>
+  <Characters>690</Characters>
+  <Application>Microsoft Office Word</Application>
+  <DocSecurity>0</DocSecurity>
+  <Lines>5</Lines>
+  <Paragraphs>1</Paragraphs>
+  <ScaleCrop>false</ScaleCrop>
+  <HeadingPairs>
+    <vt:vector size="2" baseType="variant">
+      <vt:variant>
+        <vt:lpstr>Title</vt:lpstr>
+      </vt:variant>
+      <vt:variant>
+        <vt:i4>1</vt:i4>
+      </vt:variant>
+    </vt:vector>
+  </HeadingPairs>
+  <TitlesOfParts>
+    <vt:vector size="1" baseType="lpstr">
+      <vt:lpstr/>
+    </vt:vector>
+  </TitlesOfParts>
+  <Company>Microsoft</Company>
+  <LinksUpToDate>false</LinksUpToDate>
+  <CharactersWithSpaces>810</CharactersWithSpaces>
+  <SharedDoc>false</SharedDoc>
+  <HyperlinksChanged>false</HyperlinksChanged>
+  <AppVersion>14.0000</AppVersion>
+</Properties>
+</file>
+
+<file path=./docProps/core.xml><?xml version="1.0" encoding="utf-8"?>
+<cp:coreProperties xmlns:cp="http://schemas.openxmlformats.org/package/2006/metadata/core-properties" xmlns:dc="http://purl.org/dc/elements/1.1/" xmlns:dcterms="http://purl.org/dc/terms/" xmlns:dcmitype="http://purl.org/dc/dcmitype/" xmlns:xsi="http://www.w3.org/2001/XMLSchema-instance">
+  <dc:creator>Windows User</dc:creator>
+  <cp:lastModifiedBy>PC2</cp:lastModifiedBy>
+  <cp:revision>13</cp:revision>
+  <cp:lastPrinted>2024-03-12T03:16:00Z</cp:lastPrinted>
+  <dcterms:created xsi:type="dcterms:W3CDTF">2023-05-18T08:01:00Z</dcterms:created>
+  <dcterms:modified xsi:type="dcterms:W3CDTF">2026-07-15T08:22:00Z</dcterms:modified>
+</cp:coreProperties>
+</file>
+
+<file path=./docProps/custom.xml><?xml version="1.0" encoding="utf-8"?>
+<op:Properties xmlns:op="http://schemas.openxmlformats.org/officeDocument/2006/custom-properties">
+  <op:property fmtid="{D5CDD505-2E9C-101B-9397-08002B2CF9AE}" pid="2" name="OfficeCLI.Version">
+    <vt:lpwstr xmlns:vt="http://schemas.openxmlformats.org/officeDocument/2006/docPropsVTypes">1.0.136</vt:lpwstr>
+  </op:property>
+  <op:property fmtid="{D5CDD505-2E9C-101B-9397-08002B2CF9AE}" pid="3" name="OfficeCLI.LastModified">
+    <vt:lpwstr xmlns:vt="http://schemas.openxmlformats.org/officeDocument/2006/docPropsVTypes">2026-07-17T08:59:01Z</vt:lpwstr>
+  </op:property>
+</op:Properties>
+</file>
+
+<file path=./word/document.xml><?xml version="1.0" encoding="utf-8"?>
+<w:document xmlns:wpc="http://schemas.microsoft.com/office/word/2010/wordprocessingCanvas" xmlns:mc="http://schemas.openxmlformats.org/markup-compatibility/2006" xmlns:o="urn:schemas-microsoft-com:office:office" xmlns:r="http://schemas.openxmlformats.org/officeDocument/2006/relationships" xmlns:m="http://schemas.openxmlformats.org/officeDocument/2006/math" xmlns:v="urn:schemas-microsoft-com:vml" xmlns:wp14="http://schemas.microsoft.com/office/word/2010/wordprocessingDrawing" xmlns:wp="http://schemas.openxmlformats.org/drawingml/2006/wordprocessingDrawing" xmlns:w10="urn:schemas-microsoft-com:office:word" xmlns:w="http://schemas.openxmlformats.org/wordprocessingml/2006/main" xmlns:w14="http://schemas.microsoft.com/office/word/2010/wordml" xmlns:wpg="http://schemas.microsoft.com/office/word/2010/wordprocessingGroup" xmlns:wpi="http://schemas.microsoft.com/office/word/2010/wordprocessingInk" xmlns:wne="http://schemas.microsoft.com/office/word/2006/wordml" xmlns:wps="http://schemas.microsoft.com/office/word/2010/wordprocessingShape">
   <w:body>
     <w:tbl>
       <w:tblPr>
@@ -3042,7 +3282,125 @@
 </w:document>
 </file>
 
-<file path=word/styles.xml><?xml version="1.0" encoding="utf-8"?>
+<file path=./word/fontTable.xml><?xml version="1.0" encoding="utf-8"?>
+<w:fonts xmlns:mc="http://schemas.openxmlformats.org/markup-compatibility/2006" xmlns:r="http://schemas.openxmlformats.org/officeDocument/2006/relationships" xmlns:w="http://schemas.openxmlformats.org/wordprocessingml/2006/main" xmlns:w14="http://schemas.microsoft.com/office/word/2010/wordml">
+  <w:font w:name="Calibri">
+    <w:panose1 w:val="020F0502020204030204"/>
+    <w:family w:val="swiss"/>
+    <w:pitch w:val="variable"/>
+    <w:sig w:usb0="E4002EFF" w:usb1="C200247B" w:usb2="00000009" w:usb3="00000000" w:csb0="000001FF" w:csb1="00000000"/>
+  </w:font>
+  <w:font w:name="Times New Roman">
+    <w:panose1 w:val="02020603050405020304"/>
+    <w:family w:val="roman"/>
+    <w:pitch w:val="variable"/>
+    <w:sig w:usb0="E0002EFF" w:usb1="C000785B" w:usb2="00000009" w:usb3="00000000" w:csb0="000001FF" w:csb1="00000000"/>
+  </w:font>
+  <w:font w:name=".VnTime">
+    <w:altName w:val="Courier New"/>
+    <w:family w:val="swiss"/>
+    <w:pitch w:val="variable"/>
+    <w:sig w:usb0="00000003" w:usb1="00000000" w:usb2="00000000" w:usb3="00000000" w:csb0="00000001" w:csb1="00000000"/>
+  </w:font>
+  <w:font w:name=".VnArial">
+    <w:family w:val="swiss"/>
+    <w:pitch w:val="variable"/>
+    <w:sig w:usb0="00000007" w:usb1="00000000" w:usb2="00000000" w:usb3="00000000" w:csb0="00000003" w:csb1="00000000"/>
+  </w:font>
+  <w:font w:name="Cambria">
+    <w:panose1 w:val="02040503050406030204"/>
+    <w:family w:val="roman"/>
+    <w:pitch w:val="variable"/>
+    <w:sig w:usb0="E00006FF" w:usb1="420024FF" w:usb2="02000000" w:usb3="00000000" w:csb0="0000019F" w:csb1="00000000"/>
+  </w:font>
+</w:fonts>
+</file>
+
+<file path=./word/settings.xml><?xml version="1.0" encoding="utf-8"?>
+<w:settings xmlns:mc="http://schemas.openxmlformats.org/markup-compatibility/2006" xmlns:o="urn:schemas-microsoft-com:office:office" xmlns:r="http://schemas.openxmlformats.org/officeDocument/2006/relationships" xmlns:m="http://schemas.openxmlformats.org/officeDocument/2006/math" xmlns:v="urn:schemas-microsoft-com:vml" xmlns:w10="urn:schemas-microsoft-com:office:word" xmlns:w="http://schemas.openxmlformats.org/wordprocessingml/2006/main" xmlns:w14="http://schemas.microsoft.com/office/word/2010/wordml" xmlns:sl="http://schemas.openxmlformats.org/schemaLibrary/2006/main">
+  <w:zoom w:percent="90"/>
+  <w:proofState w:spelling="clean" w:grammar="clean"/>
+  <w:defaultTabStop w:val="720"/>
+  <w:drawingGridHorizontalSpacing w:val="120"/>
+  <w:displayHorizontalDrawingGridEvery w:val="2"/>
+  <w:displayVerticalDrawingGridEvery w:val="2"/>
+  <w:characterSpacingControl w:val="doNotCompress"/>
+  <w:compat>
+    <w:compatSetting w:name="compatibilityMode" w:uri="http://schemas.microsoft.com/office/word" w:val="12"/>
+  </w:compat>
+  <w:rsids>
+    <w:rsidRoot w:val="000D0108"/>
+    <w:rsid w:val="00017C15"/>
+    <w:rsid w:val="00045B8B"/>
+    <w:rsid w:val="00077D16"/>
+    <w:rsid w:val="000D0108"/>
+    <w:rsid w:val="000E5145"/>
+    <w:rsid w:val="00182712"/>
+    <w:rsid w:val="00184275"/>
+    <w:rsid w:val="002E0E00"/>
+    <w:rsid w:val="002E25FA"/>
+    <w:rsid w:val="002F48F4"/>
+    <w:rsid w:val="00304943"/>
+    <w:rsid w:val="00311BD9"/>
+    <w:rsid w:val="00313193"/>
+    <w:rsid w:val="00437247"/>
+    <w:rsid w:val="004654AB"/>
+    <w:rsid w:val="004D020C"/>
+    <w:rsid w:val="005341A6"/>
+    <w:rsid w:val="00566526"/>
+    <w:rsid w:val="006011FB"/>
+    <w:rsid w:val="006022A0"/>
+    <w:rsid w:val="006F163E"/>
+    <w:rsid w:val="007755D5"/>
+    <w:rsid w:val="007774A3"/>
+    <w:rsid w:val="0079491F"/>
+    <w:rsid w:val="007A1375"/>
+    <w:rsid w:val="007E7F57"/>
+    <w:rsid w:val="00803D17"/>
+    <w:rsid w:val="00984C1D"/>
+    <w:rsid w:val="00A77693"/>
+    <w:rsid w:val="00AD203B"/>
+    <w:rsid w:val="00B360DC"/>
+    <w:rsid w:val="00B608DB"/>
+    <w:rsid w:val="00C5483F"/>
+    <w:rsid w:val="00CF1F1B"/>
+    <w:rsid w:val="00DB282D"/>
+    <w:rsid w:val="00E64822"/>
+    <w:rsid w:val="00EB2F19"/>
+    <w:rsid w:val="00F55A4F"/>
+  </w:rsids>
+  <m:mathPr>
+    <m:mathFont m:val="Cambria Math"/>
+    <m:brkBin m:val="before"/>
+    <m:brkBinSub m:val="--"/>
+    <m:smallFrac m:val="0"/>
+    <m:dispDef/>
+    <m:lMargin m:val="0"/>
+    <m:rMargin m:val="0"/>
+    <m:defJc m:val="centerGroup"/>
+    <m:wrapIndent m:val="1440"/>
+    <m:intLim m:val="subSup"/>
+    <m:naryLim m:val="undOvr"/>
+  </m:mathPr>
+  <w:themeFontLang w:val="en-US"/>
+  <w:clrSchemeMapping w:bg1="light1" w:t1="dark1" w:bg2="light2" w:t2="dark2" w:accent1="accent1" w:accent2="accent2" w:accent3="accent3" w:accent4="accent4" w:accent5="accent5" w:accent6="accent6" w:hyperlink="hyperlink" w:followedHyperlink="followedHyperlink"/>
+  <w:shapeDefaults>
+    <o:shapedefaults v:ext="edit" spidmax="1030"/>
+    <o:shapelayout v:ext="edit">
+      <o:idmap v:ext="edit" data="1"/>
+      <o:rules v:ext="edit">
+        <o:r id="V:Rule1" type="connector" idref="#_x0000_s1028"/>
+        <o:r id="V:Rule2" type="connector" idref="#_x0000_s1027"/>
+        <o:r id="V:Rule3" type="connector" idref="#_x0000_s1029"/>
+      </o:rules>
+    </o:shapelayout>
+  </w:shapeDefaults>
+  <w:decimalSymbol w:val="."/>
+  <w:listSeparator w:val=","/>
+</w:settings>
+</file>
+
+<file path=./word/styles.xml><?xml version="1.0" encoding="utf-8"?>
 <w:styles xmlns:mc="http://schemas.openxmlformats.org/markup-compatibility/2006" xmlns:r="http://schemas.openxmlformats.org/officeDocument/2006/relationships" xmlns:w="http://schemas.openxmlformats.org/wordprocessingml/2006/main" xmlns:w14="http://schemas.microsoft.com/office/word/2010/wordml">
   <w:docDefaults>
     <w:rPrDefault>
@@ -3329,7 +3687,7 @@
 </w:styles>
 </file>
 
-<file path=word/stylesWithEffects.xml><?xml version="1.0" encoding="utf-8"?>
+<file path=./word/stylesWithEffects.xml><?xml version="1.0" encoding="utf-8"?>
 <w:styles xmlns:wpc="http://schemas.microsoft.com/office/word/2010/wordprocessingCanvas" xmlns:mc="http://schemas.openxmlformats.org/markup-compatibility/2006" xmlns:o="urn:schemas-microsoft-com:office:office" xmlns:r="http://schemas.openxmlformats.org/officeDocument/2006/relationships" xmlns:m="http://schemas.openxmlformats.org/officeDocument/2006/math" xmlns:v="urn:schemas-microsoft-com:vml" xmlns:wp14="http://schemas.microsoft.com/office/word/2010/wordprocessingDrawing" xmlns:wp="http://schemas.openxmlformats.org/drawingml/2006/wordprocessingDrawing" xmlns:w10="urn:schemas-microsoft-com:office:word" xmlns:w="http://schemas.openxmlformats.org/wordprocessingml/2006/main" xmlns:w14="http://schemas.microsoft.com/office/word/2010/wordml" xmlns:wpg="http://schemas.microsoft.com/office/word/2010/wordprocessingGroup" xmlns:wpi="http://schemas.microsoft.com/office/word/2010/wordprocessingInk" xmlns:wne="http://schemas.microsoft.com/office/word/2006/wordml" xmlns:wps="http://schemas.microsoft.com/office/word/2010/wordprocessingShape">
   <w:docDefaults>
     <w:rPrDefault>
@@ -3622,7 +3980,7 @@
 </w:styles>
 </file>
 
-<file path=word/theme/theme1.xml><?xml version="1.0" encoding="utf-8"?>
+<file path=./word/theme/theme1.xml><?xml version="1.0" encoding="utf-8"?>
 <a:theme xmlns:a="http://schemas.openxmlformats.org/drawingml/2006/main" name="Office Theme">
   <a:themeElements>
     <a:clrScheme name="Office">
@@ -3907,164 +4265,10 @@
 </a:theme>
 </file>
 
-<file path=customXml/item1.xml><?xml version="1.0" encoding="utf-8"?>
-<ct:contentTypeSchema xmlns:ct="http://schemas.microsoft.com/office/2006/metadata/contentType" xmlns:ma="http://schemas.microsoft.com/office/2006/metadata/properties/metaAttributes" ct:_="" ma:_="" ma:contentTypeName="Unknown Document Type" ma:contentTypeID="0x010104" ma:contentTypeVersion="0" ma:contentTypeDescription="" ma:contentTypeScope="" ma:versionID="05d83ceaa0bbd2e3bc716e6e66bd857a">
-  <xsd:schema xmlns:xsd="http://www.w3.org/2001/XMLSchema" xmlns:xs="http://www.w3.org/2001/XMLSchema" xmlns:p="http://schemas.microsoft.com/office/2006/metadata/properties" targetNamespace="http://schemas.microsoft.com/office/2006/metadata/properties" ma:root="true" ma:fieldsID="b3d69fe45253d5ff147bb69036b756a7">
-    <xsd:element name="properties">
-      <xsd:complexType>
-        <xsd:sequence>
-          <xsd:element name="documentManagement">
-            <xsd:complexType>
-              <xsd:all/>
-            </xsd:complexType>
-          </xsd:element>
-        </xsd:sequence>
-      </xsd:complexType>
-    </xsd:element>
-  </xsd:schema>
-  <xsd:schema xmlns="http://schemas.openxmlformats.org/package/2006/metadata/core-properties" xmlns:xsd="http://www.w3.org/2001/XMLSchema" xmlns:xsi="http://www.w3.org/2001/XMLSchema-instance" xmlns:dc="http://purl.org/dc/elements/1.1/" xmlns:dcterms="http://purl.org/dc/terms/" xmlns:odoc="http://schemas.microsoft.com/internal/obd" targetNamespace="http://schemas.openxmlformats.org/package/2006/metadata/core-properties" elementFormDefault="qualified" attributeFormDefault="unqualified" blockDefault="#all">
-    <xsd:import namespace="http://purl.org/dc/elements/1.1/" schemaLocation="http://dublincore.org/schemas/xmls/qdc/2003/04/02/dc.xsd"/>
-    <xsd:import namespace="http://purl.org/dc/terms/" schemaLocation="http://dublincore.org/schemas/xmls/qdc/2003/04/02/dcterms.xsd"/>
-    <xsd:element name="coreProperties" type="CT_coreProperties"/>
-    <xsd:complexType name="CT_coreProperties">
-      <xsd:all>
-        <xsd:element ref="dc:creator" minOccurs="0" maxOccurs="1"/>
-        <xsd:element ref="dcterms:created" minOccurs="0" maxOccurs="1"/>
-        <xsd:element ref="dc:identifier" minOccurs="0" maxOccurs="1"/>
-        <xsd:element name="contentType" minOccurs="0" maxOccurs="1" type="xsd:string" ma:index="0" ma:displayName="Content Type" ma:readOnly="true"/>
-        <xsd:element ref="dc:title" minOccurs="0" maxOccurs="1" ma:index="3" ma:displayName="Title"/>
-        <xsd:element ref="dc:subject" minOccurs="0" maxOccurs="1"/>
-        <xsd:element ref="dc:description" minOccurs="0" maxOccurs="1"/>
-        <xsd:element name="keywords" minOccurs="0" maxOccurs="1" type="xsd:string"/>
-        <xsd:element ref="dc:language" minOccurs="0" maxOccurs="1"/>
-        <xsd:element name="category" minOccurs="0" maxOccurs="1" type="xsd:string"/>
-        <xsd:element name="version" minOccurs="0" maxOccurs="1" type="xsd:string"/>
-        <xsd:element name="revision" minOccurs="0" maxOccurs="1" type="xsd:string">
-          <xsd:annotation>
-            <xsd:documentation>
-                        This value indicates the number of saves or revisions. The application is responsible for updating this value after each revision.
-                    </xsd:documentation>
-          </xsd:annotation>
-        </xsd:element>
-        <xsd:element name="lastModifiedBy" minOccurs="0" maxOccurs="1" type="xsd:string"/>
-        <xsd:element ref="dcterms:modified" minOccurs="0" maxOccurs="1"/>
-        <xsd:element name="contentStatus" minOccurs="0" maxOccurs="1" type="xsd:string"/>
-      </xsd:all>
-    </xsd:complexType>
-  </xsd:schema>
-  <xs:schema xmlns:pc="http://schemas.microsoft.com/office/infopath/2007/PartnerControls" xmlns:xs="http://www.w3.org/2001/XMLSchema" targetNamespace="http://schemas.microsoft.com/office/infopath/2007/PartnerControls" elementFormDefault="qualified" attributeFormDefault="unqualified">
-    <xs:element name="Person">
-      <xs:complexType>
-        <xs:sequence>
-          <xs:element ref="pc:DisplayName" minOccurs="0"/>
-          <xs:element ref="pc:AccountId" minOccurs="0"/>
-          <xs:element ref="pc:AccountType" minOccurs="0"/>
-        </xs:sequence>
-      </xs:complexType>
-    </xs:element>
-    <xs:element name="DisplayName" type="xs:string"/>
-    <xs:element name="AccountId" type="xs:string"/>
-    <xs:element name="AccountType" type="xs:string"/>
-    <xs:element name="BDCAssociatedEntity">
-      <xs:complexType>
-        <xs:sequence>
-          <xs:element ref="pc:BDCEntity" minOccurs="0" maxOccurs="unbounded"/>
-        </xs:sequence>
-        <xs:attribute ref="pc:EntityNamespace"/>
-        <xs:attribute ref="pc:EntityName"/>
-        <xs:attribute ref="pc:SystemInstanceName"/>
-        <xs:attribute ref="pc:AssociationName"/>
-      </xs:complexType>
-    </xs:element>
-    <xs:attribute name="EntityNamespace" type="xs:string"/>
-    <xs:attribute name="EntityName" type="xs:string"/>
-    <xs:attribute name="SystemInstanceName" type="xs:string"/>
-    <xs:attribute name="AssociationName" type="xs:string"/>
-    <xs:element name="BDCEntity">
-      <xs:complexType>
-        <xs:sequence>
-          <xs:element ref="pc:EntityDisplayName" minOccurs="0"/>
-          <xs:element ref="pc:EntityInstanceReference" minOccurs="0"/>
-          <xs:element ref="pc:EntityId1" minOccurs="0"/>
-          <xs:element ref="pc:EntityId2" minOccurs="0"/>
-          <xs:element ref="pc:EntityId3" minOccurs="0"/>
-          <xs:element ref="pc:EntityId4" minOccurs="0"/>
-          <xs:element ref="pc:EntityId5" minOccurs="0"/>
-        </xs:sequence>
-      </xs:complexType>
-    </xs:element>
-    <xs:element name="EntityDisplayName" type="xs:string"/>
-    <xs:element name="EntityInstanceReference" type="xs:string"/>
-    <xs:element name="EntityId1" type="xs:string"/>
-    <xs:element name="EntityId2" type="xs:string"/>
-    <xs:element name="EntityId3" type="xs:string"/>
-    <xs:element name="EntityId4" type="xs:string"/>
-    <xs:element name="EntityId5" type="xs:string"/>
-    <xs:element name="Terms">
-      <xs:complexType>
-        <xs:sequence>
-          <xs:element ref="pc:TermInfo" minOccurs="0" maxOccurs="unbounded"/>
-        </xs:sequence>
-      </xs:complexType>
-    </xs:element>
-    <xs:element name="TermInfo">
-      <xs:complexType>
-        <xs:sequence>
-          <xs:element ref="pc:TermName" minOccurs="0"/>
-          <xs:element ref="pc:TermId" minOccurs="0"/>
-        </xs:sequence>
-      </xs:complexType>
-    </xs:element>
-    <xs:element name="TermName" type="xs:string"/>
-    <xs:element name="TermId" type="xs:string"/>
-  </xs:schema>
-</ct:contentTypeSchema>
-</file>
-
-<file path=customXml/item2.xml><?xml version="1.0" encoding="utf-8"?>
-<?mso-contentType ?>
-<FormTemplates xmlns="http://schemas.microsoft.com/sharepoint/v3/contenttype/forms">
-  <Display>DocumentLibraryForm</Display>
-  <Edit>DocumentLibraryForm</Edit>
-  <New>DocumentLibraryForm</New>
-</FormTemplates>
-</file>
-
-<file path=customXml/item3.xml><?xml version="1.0" encoding="utf-8"?>
-<p:properties xmlns:p="http://schemas.microsoft.com/office/2006/metadata/properties" xmlns:xsi="http://www.w3.org/2001/XMLSchema-instance" xmlns:pc="http://schemas.microsoft.com/office/infopath/2007/PartnerControls">
-  <documentManagement/>
-</p:properties>
-</file>
-
-<file path=customXml/itemProps1.xml><?xml version="1.0" encoding="utf-8"?>
-<ds:datastoreItem xmlns:ds="http://schemas.openxmlformats.org/officeDocument/2006/customXml" ds:itemID="{F7068B64-51A0-47C9-AE41-E732619D9EBB}">
-  <ds:schemaRefs>
-    <ds:schemaRef ds:uri="http://schemas.microsoft.com/office/2006/metadata/contentType"/>
-    <ds:schemaRef ds:uri="http://schemas.microsoft.com/office/2006/metadata/properties/metaAttributes"/>
-    <ds:schemaRef ds:uri="http://www.w3.org/2001/XMLSchema"/>
-    <ds:schemaRef ds:uri="http://schemas.microsoft.com/office/2006/metadata/properties"/>
-    <ds:schemaRef ds:uri="http://schemas.openxmlformats.org/package/2006/metadata/core-properties"/>
-    <ds:schemaRef ds:uri="http://purl.org/dc/elements/1.1/"/>
-    <ds:schemaRef ds:uri="http://purl.org/dc/terms/"/>
-    <ds:schemaRef ds:uri="http://schemas.microsoft.com/internal/obd"/>
-    <ds:schemaRef ds:uri="http://schemas.microsoft.com/office/infopath/2007/PartnerControls"/>
-  </ds:schemaRefs>
-</ds:datastoreItem>
-</file>
-
-<file path=customXml/itemProps2.xml><?xml version="1.0" encoding="utf-8"?>
-<ds:datastoreItem xmlns:ds="http://schemas.openxmlformats.org/officeDocument/2006/customXml" ds:itemID="{F16B2A58-A943-44E2-B349-58DBAF351D06}">
-  <ds:schemaRefs>
-    <ds:schemaRef ds:uri="http://schemas.microsoft.com/sharepoint/v3/contenttype/forms"/>
-  </ds:schemaRefs>
-</ds:datastoreItem>
-</file>
-
-<file path=customXml/itemProps3.xml><?xml version="1.0" encoding="utf-8"?>
-<ds:datastoreItem xmlns:ds="http://schemas.openxmlformats.org/officeDocument/2006/customXml" ds:itemID="{01809492-5202-463F-8D94-D4D3C2EE31FA}">
-  <ds:schemaRefs>
-    <ds:schemaRef ds:uri="http://schemas.microsoft.com/office/2006/metadata/properties"/>
-    <ds:schemaRef ds:uri="http://schemas.microsoft.com/office/infopath/2007/PartnerControls"/>
-  </ds:schemaRefs>
-</ds:datastoreItem>
+<file path=./word/webSettings.xml><?xml version="1.0" encoding="utf-8"?>
+<w:webSettings xmlns:mc="http://schemas.openxmlformats.org/markup-compatibility/2006" xmlns:r="http://schemas.openxmlformats.org/officeDocument/2006/relationships" xmlns:w="http://schemas.openxmlformats.org/wordprocessingml/2006/main" xmlns:w14="http://schemas.microsoft.com/office/word/2010/wordml">
+  <w:optimizeForBrowser/>
+  <w:relyOnVML/>
+  <w:allowPNG/>
+</w:webSettings>
 </file>
--- a/skills/phong-tccb/assets/giay-xac-nhan-thoi-gian-cong-tac.docx
+++ b/skills/phong-tccb/assets/giay-xac-nhan-thoi-gian-cong-tac.docx
@@ -1,245 +1,5 @@
 
-<file path=./[Content_Types].xml><?xml version="1.0" encoding="utf-8"?>
-<Types xmlns="http://schemas.openxmlformats.org/package/2006/content-types">
-  <Default Extension="rels" ContentType="application/vnd.openxmlformats-package.relationships+xml"/>
-  <Default Extension="xml" ContentType="application/xml"/>
-  <Override PartName="/word/document.xml" ContentType="application/vnd.openxmlformats-officedocument.wordprocessingml.document.main+xml"/>
-  <Override PartName="/customXml/itemProps1.xml" ContentType="application/vnd.openxmlformats-officedocument.customXmlProperties+xml"/>
-  <Override PartName="/customXml/itemProps2.xml" ContentType="application/vnd.openxmlformats-officedocument.customXmlProperties+xml"/>
-  <Override PartName="/customXml/itemProps3.xml" ContentType="application/vnd.openxmlformats-officedocument.customXmlProperties+xml"/>
-  <Override PartName="/word/styles.xml" ContentType="application/vnd.openxmlformats-officedocument.wordprocessingml.styles+xml"/>
-  <Override PartName="/word/stylesWithEffects.xml" ContentType="application/vnd.ms-word.stylesWithEffects+xml"/>
-  <Override PartName="/word/settings.xml" ContentType="application/vnd.openxmlformats-officedocument.wordprocessingml.settings+xml"/>
-  <Override PartName="/word/webSettings.xml" ContentType="application/vnd.openxmlformats-officedocument.wordprocessingml.webSettings+xml"/>
-  <Override PartName="/word/fontTable.xml" ContentType="application/vnd.openxmlformats-officedocument.wordprocessingml.fontTable+xml"/>
-  <Override PartName="/word/theme/theme1.xml" ContentType="application/vnd.openxmlformats-officedocument.theme+xml"/>
-  <Override PartName="/docProps/core.xml" ContentType="application/vnd.openxmlformats-package.core-properties+xml"/>
-  <Override PartName="/docProps/app.xml" ContentType="application/vnd.openxmlformats-officedocument.extended-properties+xml"/>
-  <Override PartName="/docProps/custom.xml" ContentType="application/vnd.openxmlformats-officedocument.custom-properties+xml"/>
-</Types>
-</file>
-
-<file path=./customXml/item1.xml><?xml version="1.0" encoding="utf-8"?>
-<ct:contentTypeSchema xmlns:ct="http://schemas.microsoft.com/office/2006/metadata/contentType" xmlns:ma="http://schemas.microsoft.com/office/2006/metadata/properties/metaAttributes" ct:_="" ma:_="" ma:contentTypeName="Unknown Document Type" ma:contentTypeID="0x010104" ma:contentTypeVersion="0" ma:contentTypeDescription="" ma:contentTypeScope="" ma:versionID="05d83ceaa0bbd2e3bc716e6e66bd857a">
-  <xsd:schema xmlns:xsd="http://www.w3.org/2001/XMLSchema" xmlns:xs="http://www.w3.org/2001/XMLSchema" xmlns:p="http://schemas.microsoft.com/office/2006/metadata/properties" targetNamespace="http://schemas.microsoft.com/office/2006/metadata/properties" ma:root="true" ma:fieldsID="b3d69fe45253d5ff147bb69036b756a7">
-    <xsd:element name="properties">
-      <xsd:complexType>
-        <xsd:sequence>
-          <xsd:element name="documentManagement">
-            <xsd:complexType>
-              <xsd:all/>
-            </xsd:complexType>
-          </xsd:element>
-        </xsd:sequence>
-      </xsd:complexType>
-    </xsd:element>
-  </xsd:schema>
-  <xsd:schema xmlns="http://schemas.openxmlformats.org/package/2006/metadata/core-properties" xmlns:xsd="http://www.w3.org/2001/XMLSchema" xmlns:xsi="http://www.w3.org/2001/XMLSchema-instance" xmlns:dc="http://purl.org/dc/elements/1.1/" xmlns:dcterms="http://purl.org/dc/terms/" xmlns:odoc="http://schemas.microsoft.com/internal/obd" targetNamespace="http://schemas.openxmlformats.org/package/2006/metadata/core-properties" elementFormDefault="qualified" attributeFormDefault="unqualified" blockDefault="#all">
-    <xsd:import namespace="http://purl.org/dc/elements/1.1/" schemaLocation="http://dublincore.org/schemas/xmls/qdc/2003/04/02/dc.xsd"/>
-    <xsd:import namespace="http://purl.org/dc/terms/" schemaLocation="http://dublincore.org/schemas/xmls/qdc/2003/04/02/dcterms.xsd"/>
-    <xsd:element name="coreProperties" type="CT_coreProperties"/>
-    <xsd:complexType name="CT_coreProperties">
-      <xsd:all>
-        <xsd:element ref="dc:creator" minOccurs="0" maxOccurs="1"/>
-        <xsd:element ref="dcterms:created" minOccurs="0" maxOccurs="1"/>
-        <xsd:element ref="dc:identifier" minOccurs="0" maxOccurs="1"/>
-        <xsd:element name="contentType" minOccurs="0" maxOccurs="1" type="xsd:string" ma:index="0" ma:displayName="Content Type" ma:readOnly="true"/>
-        <xsd:element ref="dc:title" minOccurs="0" maxOccurs="1" ma:index="3" ma:displayName="Title"/>
-        <xsd:element ref="dc:subject" minOccurs="0" maxOccurs="1"/>
-        <xsd:element ref="dc:description" minOccurs="0" maxOccurs="1"/>
-        <xsd:element name="keywords" minOccurs="0" maxOccurs="1" type="xsd:string"/>
-        <xsd:element ref="dc:language" minOccurs="0" maxOccurs="1"/>
-        <xsd:element name="category" minOccurs="0" maxOccurs="1" type="xsd:string"/>
-        <xsd:element name="version" minOccurs="0" maxOccurs="1" type="xsd:string"/>
-        <xsd:element name="revision" minOccurs="0" maxOccurs="1" type="xsd:string">
-          <xsd:annotation>
-            <xsd:documentation>
-                        This value indicates the number of saves or revisions. The application is responsible for updating this value after each revision.
-                    </xsd:documentation>
-          </xsd:annotation>
-        </xsd:element>
-        <xsd:element name="lastModifiedBy" minOccurs="0" maxOccurs="1" type="xsd:string"/>
-        <xsd:element ref="dcterms:modified" minOccurs="0" maxOccurs="1"/>
-        <xsd:element name="contentStatus" minOccurs="0" maxOccurs="1" type="xsd:string"/>
-      </xsd:all>
-    </xsd:complexType>
-  </xsd:schema>
-  <xs:schema xmlns:pc="http://schemas.microsoft.com/office/infopath/2007/PartnerControls" xmlns:xs="http://www.w3.org/2001/XMLSchema" targetNamespace="http://schemas.microsoft.com/office/infopath/2007/PartnerControls" elementFormDefault="qualified" attributeFormDefault="unqualified">
-    <xs:element name="Person">
-      <xs:complexType>
-        <xs:sequence>
-          <xs:element ref="pc:DisplayName" minOccurs="0"/>
-          <xs:element ref="pc:AccountId" minOccurs="0"/>
-          <xs:element ref="pc:AccountType" minOccurs="0"/>
-        </xs:sequence>
-      </xs:complexType>
-    </xs:element>
-    <xs:element name="DisplayName" type="xs:string"/>
-    <xs:element name="AccountId" type="xs:string"/>
-    <xs:element name="AccountType" type="xs:string"/>
-    <xs:element name="BDCAssociatedEntity">
-      <xs:complexType>
-        <xs:sequence>
-          <xs:element ref="pc:BDCEntity" minOccurs="0" maxOccurs="unbounded"/>
-        </xs:sequence>
-        <xs:attribute ref="pc:EntityNamespace"/>
-        <xs:attribute ref="pc:EntityName"/>
-        <xs:attribute ref="pc:SystemInstanceName"/>
-        <xs:attribute ref="pc:AssociationName"/>
-      </xs:complexType>
-    </xs:element>
-    <xs:attribute name="EntityNamespace" type="xs:string"/>
-    <xs:attribute name="EntityName" type="xs:string"/>
-    <xs:attribute name="SystemInstanceName" type="xs:string"/>
-    <xs:attribute name="AssociationName" type="xs:string"/>
-    <xs:element name="BDCEntity">
-      <xs:complexType>
-        <xs:sequence>
-          <xs:element ref="pc:EntityDisplayName" minOccurs="0"/>
-          <xs:element ref="pc:EntityInstanceReference" minOccurs="0"/>
-          <xs:element ref="pc:EntityId1" minOccurs="0"/>
-          <xs:element ref="pc:EntityId2" minOccurs="0"/>
-          <xs:element ref="pc:EntityId3" minOccurs="0"/>
-          <xs:element ref="pc:EntityId4" minOccurs="0"/>
-          <xs:element ref="pc:EntityId5" minOccurs="0"/>
-        </xs:sequence>
-      </xs:complexType>
-    </xs:element>
-    <xs:element name="EntityDisplayName" type="xs:string"/>
-    <xs:element name="EntityInstanceReference" type="xs:string"/>
-    <xs:element name="EntityId1" type="xs:string"/>
-    <xs:element name="EntityId2" type="xs:string"/>
-    <xs:element name="EntityId3" type="xs:string"/>
-    <xs:element name="EntityId4" type="xs:string"/>
-    <xs:element name="EntityId5" type="xs:string"/>
-    <xs:element name="Terms">
-      <xs:complexType>
-        <xs:sequence>
-          <xs:element ref="pc:TermInfo" minOccurs="0" maxOccurs="unbounded"/>
-        </xs:sequence>
-      </xs:complexType>
-    </xs:element>
-    <xs:element name="TermInfo">
-      <xs:complexType>
-        <xs:sequence>
-          <xs:element ref="pc:TermName" minOccurs="0"/>
-          <xs:element ref="pc:TermId" minOccurs="0"/>
-        </xs:sequence>
-      </xs:complexType>
-    </xs:element>
-    <xs:element name="TermName" type="xs:string"/>
-    <xs:element name="TermId" type="xs:string"/>
-  </xs:schema>
-</ct:contentTypeSchema>
-</file>
-
-<file path=./customXml/item2.xml><?xml version="1.0" encoding="utf-8"?>
-<?mso-contentType ?>
-<FormTemplates xmlns="http://schemas.microsoft.com/sharepoint/v3/contenttype/forms">
-  <Display>DocumentLibraryForm</Display>
-  <Edit>DocumentLibraryForm</Edit>
-  <New>DocumentLibraryForm</New>
-</FormTemplates>
-</file>
-
-<file path=./customXml/item3.xml><?xml version="1.0" encoding="utf-8"?>
-<p:properties xmlns:p="http://schemas.microsoft.com/office/2006/metadata/properties" xmlns:xsi="http://www.w3.org/2001/XMLSchema-instance" xmlns:pc="http://schemas.microsoft.com/office/infopath/2007/PartnerControls">
-  <documentManagement/>
-</p:properties>
-</file>
-
-<file path=./customXml/itemProps1.xml><?xml version="1.0" encoding="utf-8"?>
-<ds:datastoreItem xmlns:ds="http://schemas.openxmlformats.org/officeDocument/2006/customXml" ds:itemID="{F7068B64-51A0-47C9-AE41-E732619D9EBB}">
-  <ds:schemaRefs>
-    <ds:schemaRef ds:uri="http://schemas.microsoft.com/office/2006/metadata/contentType"/>
-    <ds:schemaRef ds:uri="http://schemas.microsoft.com/office/2006/metadata/properties/metaAttributes"/>
-    <ds:schemaRef ds:uri="http://www.w3.org/2001/XMLSchema"/>
-    <ds:schemaRef ds:uri="http://schemas.microsoft.com/office/2006/metadata/properties"/>
-    <ds:schemaRef ds:uri="http://schemas.openxmlformats.org/package/2006/metadata/core-properties"/>
-    <ds:schemaRef ds:uri="http://purl.org/dc/elements/1.1/"/>
-    <ds:schemaRef ds:uri="http://purl.org/dc/terms/"/>
-    <ds:schemaRef ds:uri="http://schemas.microsoft.com/internal/obd"/>
-    <ds:schemaRef ds:uri="http://schemas.microsoft.com/office/infopath/2007/PartnerControls"/>
-  </ds:schemaRefs>
-</ds:datastoreItem>
-</file>
-
-<file path=./customXml/itemProps2.xml><?xml version="1.0" encoding="utf-8"?>
-<ds:datastoreItem xmlns:ds="http://schemas.openxmlformats.org/officeDocument/2006/customXml" ds:itemID="{F16B2A58-A943-44E2-B349-58DBAF351D06}">
-  <ds:schemaRefs>
-    <ds:schemaRef ds:uri="http://schemas.microsoft.com/sharepoint/v3/contenttype/forms"/>
-  </ds:schemaRefs>
-</ds:datastoreItem>
-</file>
-
-<file path=./customXml/itemProps3.xml><?xml version="1.0" encoding="utf-8"?>
-<ds:datastoreItem xmlns:ds="http://schemas.openxmlformats.org/officeDocument/2006/customXml" ds:itemID="{01809492-5202-463F-8D94-D4D3C2EE31FA}">
-  <ds:schemaRefs>
-    <ds:schemaRef ds:uri="http://schemas.microsoft.com/office/2006/metadata/properties"/>
-    <ds:schemaRef ds:uri="http://schemas.microsoft.com/office/infopath/2007/PartnerControls"/>
-  </ds:schemaRefs>
-</ds:datastoreItem>
-</file>
-
-<file path=./docProps/app.xml><?xml version="1.0" encoding="utf-8"?>
-<Properties xmlns="http://schemas.openxmlformats.org/officeDocument/2006/extended-properties" xmlns:vt="http://schemas.openxmlformats.org/officeDocument/2006/docPropsVTypes">
-  <Template>Normal</Template>
-  <TotalTime>137</TotalTime>
-  <Pages>1</Pages>
-  <Words>121</Words>
-  <Characters>690</Characters>
-  <Application>Microsoft Office Word</Application>
-  <DocSecurity>0</DocSecurity>
-  <Lines>5</Lines>
-  <Paragraphs>1</Paragraphs>
-  <ScaleCrop>false</ScaleCrop>
-  <HeadingPairs>
-    <vt:vector size="2" baseType="variant">
-      <vt:variant>
-        <vt:lpstr>Title</vt:lpstr>
-      </vt:variant>
-      <vt:variant>
-        <vt:i4>1</vt:i4>
-      </vt:variant>
-    </vt:vector>
-  </HeadingPairs>
-  <TitlesOfParts>
-    <vt:vector size="1" baseType="lpstr">
-      <vt:lpstr/>
-    </vt:vector>
-  </TitlesOfParts>
-  <Company>Microsoft</Company>
-  <LinksUpToDate>false</LinksUpToDate>
-  <CharactersWithSpaces>810</CharactersWithSpaces>
-  <SharedDoc>false</SharedDoc>
-  <HyperlinksChanged>false</HyperlinksChanged>
-  <AppVersion>14.0000</AppVersion>
-</Properties>
-</file>
-
-<file path=./docProps/core.xml><?xml version="1.0" encoding="utf-8"?>
-<cp:coreProperties xmlns:cp="http://schemas.openxmlformats.org/package/2006/metadata/core-properties" xmlns:dc="http://purl.org/dc/elements/1.1/" xmlns:dcterms="http://purl.org/dc/terms/" xmlns:dcmitype="http://purl.org/dc/dcmitype/" xmlns:xsi="http://www.w3.org/2001/XMLSchema-instance">
-  <dc:creator>Windows User</dc:creator>
-  <cp:lastModifiedBy>PC2</cp:lastModifiedBy>
-  <cp:revision>13</cp:revision>
-  <cp:lastPrinted>2024-03-12T03:16:00Z</cp:lastPrinted>
-  <dcterms:created xsi:type="dcterms:W3CDTF">2023-05-18T08:01:00Z</dcterms:created>
-  <dcterms:modified xsi:type="dcterms:W3CDTF">2026-07-15T08:22:00Z</dcterms:modified>
-</cp:coreProperties>
-</file>
-
-<file path=./docProps/custom.xml><?xml version="1.0" encoding="utf-8"?>
-<op:Properties xmlns:op="http://schemas.openxmlformats.org/officeDocument/2006/custom-properties">
-  <op:property fmtid="{D5CDD505-2E9C-101B-9397-08002B2CF9AE}" pid="2" name="OfficeCLI.Version">
-    <vt:lpwstr xmlns:vt="http://schemas.openxmlformats.org/officeDocument/2006/docPropsVTypes">1.0.136</vt:lpwstr>
-  </op:property>
-  <op:property fmtid="{D5CDD505-2E9C-101B-9397-08002B2CF9AE}" pid="3" name="OfficeCLI.LastModified">
-    <vt:lpwstr xmlns:vt="http://schemas.openxmlformats.org/officeDocument/2006/docPropsVTypes">2026-07-17T08:59:01Z</vt:lpwstr>
-  </op:property>
-</op:Properties>
-</file>
-
-<file path=./word/document.xml><?xml version="1.0" encoding="utf-8"?>
+<file path=word/document.xml><?xml version="1.0" encoding="utf-8"?>
 <w:document xmlns:wpc="http://schemas.microsoft.com/office/word/2010/wordprocessingCanvas" xmlns:mc="http://schemas.openxmlformats.org/markup-compatibility/2006" xmlns:o="urn:schemas-microsoft-com:office:office" xmlns:r="http://schemas.openxmlformats.org/officeDocument/2006/relationships" xmlns:m="http://schemas.openxmlformats.org/officeDocument/2006/math" xmlns:v="urn:schemas-microsoft-com:vml" xmlns:wp14="http://schemas.microsoft.com/office/word/2010/wordprocessingDrawing" xmlns:wp="http://schemas.openxmlformats.org/drawingml/2006/wordprocessingDrawing" xmlns:w10="urn:schemas-microsoft-com:office:word" xmlns:w="http://schemas.openxmlformats.org/wordprocessingml/2006/main" xmlns:w14="http://schemas.microsoft.com/office/word/2010/wordml" xmlns:wpg="http://schemas.microsoft.com/office/word/2010/wordprocessingGroup" xmlns:wpi="http://schemas.microsoft.com/office/word/2010/wordprocessingInk" xmlns:wne="http://schemas.microsoft.com/office/word/2006/wordml" xmlns:wps="http://schemas.microsoft.com/office/word/2010/wordprocessingShape">
   <w:body>
     <w:tbl>
@@ -3282,125 +3042,7 @@
 </w:document>
 </file>
 
-<file path=./word/fontTable.xml><?xml version="1.0" encoding="utf-8"?>
-<w:fonts xmlns:mc="http://schemas.openxmlformats.org/markup-compatibility/2006" xmlns:r="http://schemas.openxmlformats.org/officeDocument/2006/relationships" xmlns:w="http://schemas.openxmlformats.org/wordprocessingml/2006/main" xmlns:w14="http://schemas.microsoft.com/office/word/2010/wordml">
-  <w:font w:name="Calibri">
-    <w:panose1 w:val="020F0502020204030204"/>
-    <w:family w:val="swiss"/>
-    <w:pitch w:val="variable"/>
-    <w:sig w:usb0="E4002EFF" w:usb1="C200247B" w:usb2="00000009" w:usb3="00000000" w:csb0="000001FF" w:csb1="00000000"/>
-  </w:font>
-  <w:font w:name="Times New Roman">
-    <w:panose1 w:val="02020603050405020304"/>
-    <w:family w:val="roman"/>
-    <w:pitch w:val="variable"/>
-    <w:sig w:usb0="E0002EFF" w:usb1="C000785B" w:usb2="00000009" w:usb3="00000000" w:csb0="000001FF" w:csb1="00000000"/>
-  </w:font>
-  <w:font w:name=".VnTime">
-    <w:altName w:val="Courier New"/>
-    <w:family w:val="swiss"/>
-    <w:pitch w:val="variable"/>
-    <w:sig w:usb0="00000003" w:usb1="00000000" w:usb2="00000000" w:usb3="00000000" w:csb0="00000001" w:csb1="00000000"/>
-  </w:font>
-  <w:font w:name=".VnArial">
-    <w:family w:val="swiss"/>
-    <w:pitch w:val="variable"/>
-    <w:sig w:usb0="00000007" w:usb1="00000000" w:usb2="00000000" w:usb3="00000000" w:csb0="00000003" w:csb1="00000000"/>
-  </w:font>
-  <w:font w:name="Cambria">
-    <w:panose1 w:val="02040503050406030204"/>
-    <w:family w:val="roman"/>
-    <w:pitch w:val="variable"/>
-    <w:sig w:usb0="E00006FF" w:usb1="420024FF" w:usb2="02000000" w:usb3="00000000" w:csb0="0000019F" w:csb1="00000000"/>
-  </w:font>
-</w:fonts>
-</file>
-
-<file path=./word/settings.xml><?xml version="1.0" encoding="utf-8"?>
-<w:settings xmlns:mc="http://schemas.openxmlformats.org/markup-compatibility/2006" xmlns:o="urn:schemas-microsoft-com:office:office" xmlns:r="http://schemas.openxmlformats.org/officeDocument/2006/relationships" xmlns:m="http://schemas.openxmlformats.org/officeDocument/2006/math" xmlns:v="urn:schemas-microsoft-com:vml" xmlns:w10="urn:schemas-microsoft-com:office:word" xmlns:w="http://schemas.openxmlformats.org/wordprocessingml/2006/main" xmlns:w14="http://schemas.microsoft.com/office/word/2010/wordml" xmlns:sl="http://schemas.openxmlformats.org/schemaLibrary/2006/main">
-  <w:zoom w:percent="90"/>
-  <w:proofState w:spelling="clean" w:grammar="clean"/>
-  <w:defaultTabStop w:val="720"/>
-  <w:drawingGridHorizontalSpacing w:val="120"/>
-  <w:displayHorizontalDrawingGridEvery w:val="2"/>
-  <w:displayVerticalDrawingGridEvery w:val="2"/>
-  <w:characterSpacingControl w:val="doNotCompress"/>
-  <w:compat>
-    <w:compatSetting w:name="compatibilityMode" w:uri="http://schemas.microsoft.com/office/word" w:val="12"/>
-  </w:compat>
-  <w:rsids>
-    <w:rsidRoot w:val="000D0108"/>
-    <w:rsid w:val="00017C15"/>
-    <w:rsid w:val="00045B8B"/>
-    <w:rsid w:val="00077D16"/>
-    <w:rsid w:val="000D0108"/>
-    <w:rsid w:val="000E5145"/>
-    <w:rsid w:val="00182712"/>
-    <w:rsid w:val="00184275"/>
-    <w:rsid w:val="002E0E00"/>
-    <w:rsid w:val="002E25FA"/>
-    <w:rsid w:val="002F48F4"/>
-    <w:rsid w:val="00304943"/>
-    <w:rsid w:val="00311BD9"/>
-    <w:rsid w:val="00313193"/>
-    <w:rsid w:val="00437247"/>
-    <w:rsid w:val="004654AB"/>
-    <w:rsid w:val="004D020C"/>
-    <w:rsid w:val="005341A6"/>
-    <w:rsid w:val="00566526"/>
-    <w:rsid w:val="006011FB"/>
-    <w:rsid w:val="006022A0"/>
-    <w:rsid w:val="006F163E"/>
-    <w:rsid w:val="007755D5"/>
-    <w:rsid w:val="007774A3"/>
-    <w:rsid w:val="0079491F"/>
-    <w:rsid w:val="007A1375"/>
-    <w:rsid w:val="007E7F57"/>
-    <w:rsid w:val="00803D17"/>
-    <w:rsid w:val="00984C1D"/>
-    <w:rsid w:val="00A77693"/>
-    <w:rsid w:val="00AD203B"/>
-    <w:rsid w:val="00B360DC"/>
-    <w:rsid w:val="00B608DB"/>
-    <w:rsid w:val="00C5483F"/>
-    <w:rsid w:val="00CF1F1B"/>
-    <w:rsid w:val="00DB282D"/>
-    <w:rsid w:val="00E64822"/>
-    <w:rsid w:val="00EB2F19"/>
-    <w:rsid w:val="00F55A4F"/>
-  </w:rsids>
-  <m:mathPr>
-    <m:mathFont m:val="Cambria Math"/>
-    <m:brkBin m:val="before"/>
-    <m:brkBinSub m:val="--"/>
-    <m:smallFrac m:val="0"/>
-    <m:dispDef/>
-    <m:lMargin m:val="0"/>
-    <m:rMargin m:val="0"/>
-    <m:defJc m:val="centerGroup"/>
-    <m:wrapIndent m:val="1440"/>
-    <m:intLim m:val="subSup"/>
-    <m:naryLim m:val="undOvr"/>
-  </m:mathPr>
-  <w:themeFontLang w:val="en-US"/>
-  <w:clrSchemeMapping w:bg1="light1" w:t1="dark1" w:bg2="light2" w:t2="dark2" w:accent1="accent1" w:accent2="accent2" w:accent3="accent3" w:accent4="accent4" w:accent5="accent5" w:accent6="accent6" w:hyperlink="hyperlink" w:followedHyperlink="followedHyperlink"/>
-  <w:shapeDefaults>
-    <o:shapedefaults v:ext="edit" spidmax="1030"/>
-    <o:shapelayout v:ext="edit">
-      <o:idmap v:ext="edit" data="1"/>
-      <o:rules v:ext="edit">
-        <o:r id="V:Rule1" type="connector" idref="#_x0000_s1028"/>
-        <o:r id="V:Rule2" type="connector" idref="#_x0000_s1027"/>
-        <o:r id="V:Rule3" type="connector" idref="#_x0000_s1029"/>
-      </o:rules>
-    </o:shapelayout>
-  </w:shapeDefaults>
-  <w:decimalSymbol w:val="."/>
-  <w:listSeparator w:val=","/>
-</w:settings>
-</file>
-
-<file path=./word/styles.xml><?xml version="1.0" encoding="utf-8"?>
+<file path=word/styles.xml><?xml version="1.0" encoding="utf-8"?>
 <w:styles xmlns:mc="http://schemas.openxmlformats.org/markup-compatibility/2006" xmlns:r="http://schemas.openxmlformats.org/officeDocument/2006/relationships" xmlns:w="http://schemas.openxmlformats.org/wordprocessingml/2006/main" xmlns:w14="http://schemas.microsoft.com/office/word/2010/wordml">
   <w:docDefaults>
     <w:rPrDefault>
@@ -3687,7 +3329,7 @@
 </w:styles>
 </file>
 
-<file path=./word/stylesWithEffects.xml><?xml version="1.0" encoding="utf-8"?>
+<file path=word/stylesWithEffects.xml><?xml version="1.0" encoding="utf-8"?>
 <w:styles xmlns:wpc="http://schemas.microsoft.com/office/word/2010/wordprocessingCanvas" xmlns:mc="http://schemas.openxmlformats.org/markup-compatibility/2006" xmlns:o="urn:schemas-microsoft-com:office:office" xmlns:r="http://schemas.openxmlformats.org/officeDocument/2006/relationships" xmlns:m="http://schemas.openxmlformats.org/officeDocument/2006/math" xmlns:v="urn:schemas-microsoft-com:vml" xmlns:wp14="http://schemas.microsoft.com/office/word/2010/wordprocessingDrawing" xmlns:wp="http://schemas.openxmlformats.org/drawingml/2006/wordprocessingDrawing" xmlns:w10="urn:schemas-microsoft-com:office:word" xmlns:w="http://schemas.openxmlformats.org/wordprocessingml/2006/main" xmlns:w14="http://schemas.microsoft.com/office/word/2010/wordml" xmlns:wpg="http://schemas.microsoft.com/office/word/2010/wordprocessingGroup" xmlns:wpi="http://schemas.microsoft.com/office/word/2010/wordprocessingInk" xmlns:wne="http://schemas.microsoft.com/office/word/2006/wordml" xmlns:wps="http://schemas.microsoft.com/office/word/2010/wordprocessingShape">
   <w:docDefaults>
     <w:rPrDefault>
@@ -3980,7 +3622,7 @@
 </w:styles>
 </file>
 
-<file path=./word/theme/theme1.xml><?xml version="1.0" encoding="utf-8"?>
+<file path=word/theme/theme1.xml><?xml version="1.0" encoding="utf-8"?>
 <a:theme xmlns:a="http://schemas.openxmlformats.org/drawingml/2006/main" name="Office Theme">
   <a:themeElements>
     <a:clrScheme name="Office">
@@ -4265,10 +3907,164 @@
 </a:theme>
 </file>
 
-<file path=./word/webSettings.xml><?xml version="1.0" encoding="utf-8"?>
-<w:webSettings xmlns:mc="http://schemas.openxmlformats.org/markup-compatibility/2006" xmlns:r="http://schemas.openxmlformats.org/officeDocument/2006/relationships" xmlns:w="http://schemas.openxmlformats.org/wordprocessingml/2006/main" xmlns:w14="http://schemas.microsoft.com/office/word/2010/wordml">
-  <w:optimizeForBrowser/>
-  <w:relyOnVML/>
-  <w:allowPNG/>
-</w:webSettings>
+<file path=customXml/item1.xml><?xml version="1.0" encoding="utf-8"?>
+<ct:contentTypeSchema xmlns:ct="http://schemas.microsoft.com/office/2006/metadata/contentType" xmlns:ma="http://schemas.microsoft.com/office/2006/metadata/properties/metaAttributes" ct:_="" ma:_="" ma:contentTypeName="Unknown Document Type" ma:contentTypeID="0x010104" ma:contentTypeVersion="0" ma:contentTypeDescription="" ma:contentTypeScope="" ma:versionID="05d83ceaa0bbd2e3bc716e6e66bd857a">
+  <xsd:schema xmlns:xsd="http://www.w3.org/2001/XMLSchema" xmlns:xs="http://www.w3.org/2001/XMLSchema" xmlns:p="http://schemas.microsoft.com/office/2006/metadata/properties" targetNamespace="http://schemas.microsoft.com/office/2006/metadata/properties" ma:root="true" ma:fieldsID="b3d69fe45253d5ff147bb69036b756a7">
+    <xsd:element name="properties">
+      <xsd:complexType>
+        <xsd:sequence>
+          <xsd:element name="documentManagement">
+            <xsd:complexType>
+              <xsd:all/>
+            </xsd:complexType>
+          </xsd:element>
+        </xsd:sequence>
+      </xsd:complexType>
+    </xsd:element>
+  </xsd:schema>
+  <xsd:schema xmlns="http://schemas.openxmlformats.org/package/2006/metadata/core-properties" xmlns:xsd="http://www.w3.org/2001/XMLSchema" xmlns:xsi="http://www.w3.org/2001/XMLSchema-instance" xmlns:dc="http://purl.org/dc/elements/1.1/" xmlns:dcterms="http://purl.org/dc/terms/" xmlns:odoc="http://schemas.microsoft.com/internal/obd" targetNamespace="http://schemas.openxmlformats.org/package/2006/metadata/core-properties" elementFormDefault="qualified" attributeFormDefault="unqualified" blockDefault="#all">
+    <xsd:import namespace="http://purl.org/dc/elements/1.1/" schemaLocation="http://dublincore.org/schemas/xmls/qdc/2003/04/02/dc.xsd"/>
+    <xsd:import namespace="http://purl.org/dc/terms/" schemaLocation="http://dublincore.org/schemas/xmls/qdc/2003/04/02/dcterms.xsd"/>
+    <xsd:element name="coreProperties" type="CT_coreProperties"/>
+    <xsd:complexType name="CT_coreProperties">
+      <xsd:all>
+        <xsd:element ref="dc:creator" minOccurs="0" maxOccurs="1"/>
+        <xsd:element ref="dcterms:created" minOccurs="0" maxOccurs="1"/>
+        <xsd:element ref="dc:identifier" minOccurs="0" maxOccurs="1"/>
+        <xsd:element name="contentType" minOccurs="0" maxOccurs="1" type="xsd:string" ma:index="0" ma:displayName="Content Type" ma:readOnly="true"/>
+        <xsd:element ref="dc:title" minOccurs="0" maxOccurs="1" ma:index="3" ma:displayName="Title"/>
+        <xsd:element ref="dc:subject" minOccurs="0" maxOccurs="1"/>
+        <xsd:element ref="dc:description" minOccurs="0" maxOccurs="1"/>
+        <xsd:element name="keywords" minOccurs="0" maxOccurs="1" type="xsd:string"/>
+        <xsd:element ref="dc:language" minOccurs="0" maxOccurs="1"/>
+        <xsd:element name="category" minOccurs="0" maxOccurs="1" type="xsd:string"/>
+        <xsd:element name="version" minOccurs="0" maxOccurs="1" type="xsd:string"/>
+        <xsd:element name="revision" minOccurs="0" maxOccurs="1" type="xsd:string">
+          <xsd:annotation>
+            <xsd:documentation>
+                        This value indicates the number of saves or revisions. The application is responsible for updating this value after each revision.
+                    </xsd:documentation>
+          </xsd:annotation>
+        </xsd:element>
+        <xsd:element name="lastModifiedBy" minOccurs="0" maxOccurs="1" type="xsd:string"/>
+        <xsd:element ref="dcterms:modified" minOccurs="0" maxOccurs="1"/>
+        <xsd:element name="contentStatus" minOccurs="0" maxOccurs="1" type="xsd:string"/>
+      </xsd:all>
+    </xsd:complexType>
+  </xsd:schema>
+  <xs:schema xmlns:pc="http://schemas.microsoft.com/office/infopath/2007/PartnerControls" xmlns:xs="http://www.w3.org/2001/XMLSchema" targetNamespace="http://schemas.microsoft.com/office/infopath/2007/PartnerControls" elementFormDefault="qualified" attributeFormDefault="unqualified">
+    <xs:element name="Person">
+      <xs:complexType>
+        <xs:sequence>
+          <xs:element ref="pc:DisplayName" minOccurs="0"/>
+          <xs:element ref="pc:AccountId" minOccurs="0"/>
+          <xs:element ref="pc:AccountType" minOccurs="0"/>
+        </xs:sequence>
+      </xs:complexType>
+    </xs:element>
+    <xs:element name="DisplayName" type="xs:string"/>
+    <xs:element name="AccountId" type="xs:string"/>
+    <xs:element name="AccountType" type="xs:string"/>
+    <xs:element name="BDCAssociatedEntity">
+      <xs:complexType>
+        <xs:sequence>
+          <xs:element ref="pc:BDCEntity" minOccurs="0" maxOccurs="unbounded"/>
+        </xs:sequence>
+        <xs:attribute ref="pc:EntityNamespace"/>
+        <xs:attribute ref="pc:EntityName"/>
+        <xs:attribute ref="pc:SystemInstanceName"/>
+        <xs:attribute ref="pc:AssociationName"/>
+      </xs:complexType>
+    </xs:element>
+    <xs:attribute name="EntityNamespace" type="xs:string"/>
+    <xs:attribute name="EntityName" type="xs:string"/>
+    <xs:attribute name="SystemInstanceName" type="xs:string"/>
+    <xs:attribute name="AssociationName" type="xs:string"/>
+    <xs:element name="BDCEntity">
+      <xs:complexType>
+        <xs:sequence>
+          <xs:element ref="pc:EntityDisplayName" minOccurs="0"/>
+          <xs:element ref="pc:EntityInstanceReference" minOccurs="0"/>
+          <xs:element ref="pc:EntityId1" minOccurs="0"/>
+          <xs:element ref="pc:EntityId2" minOccurs="0"/>
+          <xs:element ref="pc:EntityId3" minOccurs="0"/>
+          <xs:element ref="pc:EntityId4" minOccurs="0"/>
+          <xs:element ref="pc:EntityId5" minOccurs="0"/>
+        </xs:sequence>
+      </xs:complexType>
+    </xs:element>
+    <xs:element name="EntityDisplayName" type="xs:string"/>
+    <xs:element name="EntityInstanceReference" type="xs:string"/>
+    <xs:element name="EntityId1" type="xs:string"/>
+    <xs:element name="EntityId2" type="xs:string"/>
+    <xs:element name="EntityId3" type="xs:string"/>
+    <xs:element name="EntityId4" type="xs:string"/>
+    <xs:element name="EntityId5" type="xs:string"/>
+    <xs:element name="Terms">
+      <xs:complexType>
+        <xs:sequence>
+          <xs:element ref="pc:TermInfo" minOccurs="0" maxOccurs="unbounded"/>
+        </xs:sequence>
+      </xs:complexType>
+    </xs:element>
+    <xs:element name="TermInfo">
+      <xs:complexType>
+        <xs:sequence>
+          <xs:element ref="pc:TermName" minOccurs="0"/>
+          <xs:element ref="pc:TermId" minOccurs="0"/>
+        </xs:sequence>
+      </xs:complexType>
+    </xs:element>
+    <xs:element name="TermName" type="xs:string"/>
+    <xs:element name="TermId" type="xs:string"/>
+  </xs:schema>
+</ct:contentTypeSchema>
+</file>
+
+<file path=customXml/item2.xml><?xml version="1.0" encoding="utf-8"?>
+<?mso-contentType ?>
+<FormTemplates xmlns="http://schemas.microsoft.com/sharepoint/v3/contenttype/forms">
+  <Display>DocumentLibraryForm</Display>
+  <Edit>DocumentLibraryForm</Edit>
+  <New>DocumentLibraryForm</New>
+</FormTemplates>
+</file>
+
+<file path=customXml/item3.xml><?xml version="1.0" encoding="utf-8"?>
+<p:properties xmlns:p="http://schemas.microsoft.com/office/2006/metadata/properties" xmlns:xsi="http://www.w3.org/2001/XMLSchema-instance" xmlns:pc="http://schemas.microsoft.com/office/infopath/2007/PartnerControls">
+  <documentManagement/>
+</p:properties>
+</file>
+
+<file path=customXml/itemProps1.xml><?xml version="1.0" encoding="utf-8"?>
+<ds:datastoreItem xmlns:ds="http://schemas.openxmlformats.org/officeDocument/2006/customXml" ds:itemID="{F7068B64-51A0-47C9-AE41-E732619D9EBB}">
+  <ds:schemaRefs>
+    <ds:schemaRef ds:uri="http://schemas.microsoft.com/office/2006/metadata/contentType"/>
+    <ds:schemaRef ds:uri="http://schemas.microsoft.com/office/2006/metadata/properties/metaAttributes"/>
+    <ds:schemaRef ds:uri="http://www.w3.org/2001/XMLSchema"/>
+    <ds:schemaRef ds:uri="http://schemas.microsoft.com/office/2006/metadata/properties"/>
+    <ds:schemaRef ds:uri="http://schemas.openxmlformats.org/package/2006/metadata/core-properties"/>
+    <ds:schemaRef ds:uri="http://purl.org/dc/elements/1.1/"/>
+    <ds:schemaRef ds:uri="http://purl.org/dc/terms/"/>
+    <ds:schemaRef ds:uri="http://schemas.microsoft.com/internal/obd"/>
+    <ds:schemaRef ds:uri="http://schemas.microsoft.com/office/infopath/2007/PartnerControls"/>
+  </ds:schemaRefs>
+</ds:datastoreItem>
+</file>
+
+<file path=customXml/itemProps2.xml><?xml version="1.0" encoding="utf-8"?>
+<ds:datastoreItem xmlns:ds="http://schemas.openxmlformats.org/officeDocument/2006/customXml" ds:itemID="{F16B2A58-A943-44E2-B349-58DBAF351D06}">
+  <ds:schemaRefs>
+    <ds:schemaRef ds:uri="http://schemas.microsoft.com/sharepoint/v3/contenttype/forms"/>
+  </ds:schemaRefs>
+</ds:datastoreItem>
+</file>
+
+<file path=customXml/itemProps3.xml><?xml version="1.0" encoding="utf-8"?>
+<ds:datastoreItem xmlns:ds="http://schemas.openxmlformats.org/officeDocument/2006/customXml" ds:itemID="{01809492-5202-463F-8D94-D4D3C2EE31FA}">
+  <ds:schemaRefs>
+    <ds:schemaRef ds:uri="http://schemas.microsoft.com/office/2006/metadata/properties"/>
+    <ds:schemaRef ds:uri="http://schemas.microsoft.com/office/infopath/2007/PartnerControls"/>
+  </ds:schemaRefs>
+</ds:datastoreItem>
 </file>